--- a/revisao-banca/secretaria/EDITAVEL_2_Folha_da_banca.docx
+++ b/revisao-banca/secretaria/EDITAVEL_2_Folha_da_banca.docx
@@ -365,130 +365,6 @@
           </w:p>
         </w:tc>
       </w:tr>
-      <w:tr>
-        <w:tc>
-          <w:tcPr>
-            <w:tcW w:type="dxa" w:w="2160"/>
-          </w:tcPr>
-          <w:p>
-            <w:r/>
-            <w:r>
-              <w:rPr>
-                <w:rFonts w:ascii="Times New Roman" w:hAnsi="Times New Roman"/>
-                <w:sz w:val="22"/>
-              </w:rPr>
-              <w:t>Prof. Dr.</w:t>
-            </w:r>
-          </w:p>
-        </w:tc>
-        <w:tc>
-          <w:tcPr>
-            <w:tcW w:type="dxa" w:w="2160"/>
-          </w:tcPr>
-          <w:p>
-            <w:r/>
-            <w:r>
-              <w:rPr>
-                <w:rFonts w:ascii="Times New Roman" w:hAnsi="Times New Roman"/>
-                <w:sz w:val="22"/>
-              </w:rPr>
-              <w:t>Cesar Augusto Cavalheiro Marcondes</w:t>
-            </w:r>
-          </w:p>
-        </w:tc>
-        <w:tc>
-          <w:tcPr>
-            <w:tcW w:type="dxa" w:w="2160"/>
-          </w:tcPr>
-          <w:p>
-            <w:r/>
-            <w:r>
-              <w:rPr>
-                <w:rFonts w:ascii="Times New Roman" w:hAnsi="Times New Roman"/>
-                <w:sz w:val="22"/>
-              </w:rPr>
-              <w:t>Internal Substitute  -</w:t>
-            </w:r>
-          </w:p>
-        </w:tc>
-        <w:tc>
-          <w:tcPr>
-            <w:tcW w:type="dxa" w:w="2160"/>
-          </w:tcPr>
-          <w:p>
-            <w:r/>
-            <w:r>
-              <w:rPr>
-                <w:rFonts w:ascii="Times New Roman" w:hAnsi="Times New Roman"/>
-                <w:sz w:val="22"/>
-              </w:rPr>
-              <w:t>ITA</w:t>
-            </w:r>
-          </w:p>
-        </w:tc>
-      </w:tr>
-      <w:tr>
-        <w:tc>
-          <w:tcPr>
-            <w:tcW w:type="dxa" w:w="2160"/>
-          </w:tcPr>
-          <w:p>
-            <w:r/>
-            <w:r>
-              <w:rPr>
-                <w:rFonts w:ascii="Times New Roman" w:hAnsi="Times New Roman"/>
-                <w:sz w:val="22"/>
-              </w:rPr>
-              <w:t>Prof. Dr.</w:t>
-            </w:r>
-          </w:p>
-        </w:tc>
-        <w:tc>
-          <w:tcPr>
-            <w:tcW w:type="dxa" w:w="2160"/>
-          </w:tcPr>
-          <w:p>
-            <w:r/>
-            <w:r>
-              <w:rPr>
-                <w:rFonts w:ascii="Times New Roman" w:hAnsi="Times New Roman"/>
-                <w:sz w:val="22"/>
-              </w:rPr>
-              <w:t>Thiago Oliveira Santos</w:t>
-            </w:r>
-          </w:p>
-        </w:tc>
-        <w:tc>
-          <w:tcPr>
-            <w:tcW w:type="dxa" w:w="2160"/>
-          </w:tcPr>
-          <w:p>
-            <w:r/>
-            <w:r>
-              <w:rPr>
-                <w:rFonts w:ascii="Times New Roman" w:hAnsi="Times New Roman"/>
-                <w:sz w:val="22"/>
-              </w:rPr>
-              <w:t>External Substitute  -</w:t>
-            </w:r>
-          </w:p>
-        </w:tc>
-        <w:tc>
-          <w:tcPr>
-            <w:tcW w:type="dxa" w:w="2160"/>
-          </w:tcPr>
-          <w:p>
-            <w:r/>
-            <w:r>
-              <w:rPr>
-                <w:rFonts w:ascii="Times New Roman" w:hAnsi="Times New Roman"/>
-                <w:sz w:val="22"/>
-              </w:rPr>
-              <w:t>UFES</w:t>
-            </w:r>
-          </w:p>
-        </w:tc>
-      </w:tr>
     </w:tbl>
     <w:p/>
     <w:p>
